--- a/20260925/visa-itinerary-2026.docx
+++ b/20260925/visa-itinerary-2026.docx
@@ -1235,7 +1235,7 @@
                 <w:szCs w:val="16"/>
                 <w:rFonts w:ascii="Arial" w:hAnsi="Arial" w:eastAsia="Microsoft YaHei"/>
               </w:rPr>
-              <w:t xml:space="preserve">晨游后乘ICE赴慕尼黑，入住 / ICE to Munich; check in</w:t>
+              <w:t xml:space="preserve">晨游后乘ICE赴慕尼黑，入住后游览国王广场及周边 / Take the ICE to Munich; check in, then visit Königsplatz and the surrounding area</w:t>
             </w:r>
           </w:p>
         </w:tc>

--- a/20260925/visa-itinerary-2026.docx
+++ b/20260925/visa-itinerary-2026.docx
@@ -3616,85 +3616,6 @@
         </w:tc>
       </w:tr>
     </w:tbl>
-    <w:p>
-      <w:pPr>
-        <w:spacing w:after="60"/>
-      </w:pPr>
-      <w:r>
-        <w:rPr>
-          <w:b/>
-          <w:sz w:val="20"/>
-          <w:szCs w:val="20"/>
-          <w:rFonts w:ascii="Arial" w:hAnsi="Arial" w:eastAsia="Microsoft YaHei"/>
-        </w:rPr>
-        <w:t xml:space="preserve">申请人声明 / Declaration</w:t>
-      </w:r>
-    </w:p>
-    <w:p>
-      <w:pPr>
-        <w:spacing w:after="60"/>
-      </w:pPr>
-      <w:r>
-        <w:rPr>
-          <w:sz w:val="17"/>
-          <w:szCs w:val="17"/>
-          <w:rFonts w:ascii="Arial" w:hAnsi="Arial" w:eastAsia="Microsoft YaHei"/>
-        </w:rPr>
-        <w:t xml:space="preserve">本人声明以上信息真实准确，本次出行为纯休闲旅游，无移民意向，将于2026年10月8日返回中国。</w:t>
-      </w:r>
-    </w:p>
-    <w:p>
-      <w:pPr>
-        <w:spacing w:after="60"/>
-      </w:pPr>
-      <w:r>
-        <w:rPr>
-          <w:sz w:val="17"/>
-          <w:szCs w:val="17"/>
-          <w:rFonts w:ascii="Arial" w:hAnsi="Arial" w:eastAsia="Microsoft YaHei"/>
-        </w:rPr>
-        <w:t xml:space="preserve">I declare that all information above is true and accurate. This trip is for leisure only, with no immigration intent. I will return to China on 8 October 2026.</w:t>
-      </w:r>
-    </w:p>
-    <w:p>
-      <w:pPr>
-        <w:spacing w:after="60"/>
-      </w:pPr>
-      <w:r>
-        <w:rPr>
-          <w:sz w:val="18"/>
-          <w:szCs w:val="18"/>
-          <w:rFonts w:ascii="Arial" w:hAnsi="Arial" w:eastAsia="Microsoft YaHei"/>
-        </w:rPr>
-        <w:t xml:space="preserve">签名 Signature：________________________        日期 Date：________________________</w:t>
-      </w:r>
-    </w:p>
-    <w:p>
-      <w:pPr>
-        <w:spacing w:after="60"/>
-      </w:pPr>
-      <w:r>
-        <w:rPr>
-          <w:sz w:val="16"/>
-          <w:szCs w:val="16"/>
-          <w:rFonts w:ascii="Arial" w:hAnsi="Arial" w:eastAsia="Microsoft YaHei"/>
-        </w:rPr>
-        <w:t xml:space="preserve">提示：正式递交前，请在申请人与同行人栏填写护照信息并签名。</w:t>
-      </w:r>
-    </w:p>
-    <w:p>
-      <w:pPr>
-        <w:spacing w:after="60"/>
-      </w:pPr>
-      <w:r>
-        <w:rPr>
-          <w:sz w:val="16"/>
-          <w:szCs w:val="16"/>
-          <w:rFonts w:ascii="Arial" w:hAnsi="Arial" w:eastAsia="Microsoft YaHei"/>
-        </w:rPr>
-        <w:t xml:space="preserve">Note: Complete the applicant and companion passport details and sign before submission.</w:t>
-      </w:r>
-    </w:p>
     <w:sectPr>
       <w:pgSz w:w="11906" w:h="16838"/>
       <w:pgMar w:top="720" w:right="540" w:bottom="720" w:left="540" w:header="360" w:footer="360"/>
